--- a/AI智能教育课程平台_项目架构设计文档_V1.4.docx
+++ b/AI智能教育课程平台_项目架构设计文档_V1.4.docx
@@ -7620,6 +7620,1086 @@
       </w:r>
       <w:r>
         <w:t xml:space="preserve">/api/v1/custom-exercise/grade（批改答案）。在JWT认证中间件白名单中添加/api/v1/custom-exercise路径（backend/app/api/v1/middleware/auth.py）。修复unified_teaching_agent.py中explain_knowledge_json方法的Prompt参数名不匹配问题（knowledge改为component_name）。前端新增类型定义：CustomQuestion、CustomExerciseSet、CustomGradeResult、CustomGradeReport。前端新增API调用函数：generateCustomExercise、gradeCustomExercise。重写LearningPathPanel.tsx：初始状态显示"开始综合练习"按钮，点击弹出知识点选择对话框（展示三层知识结构），用户选择知识点后生成练习题，展示题目并支持答题和提交，显示批改结果。更新styles.css：新增对话框样式、题目样式、批改结果样式。修改App.tsx：LearningPathPanel传入blocks参数。涉及文件：backend/app/agents/learning/custom_exercise.py（新建）、backend/app/api/v1/endpoints/learning.py、backend/app/api/v1/middleware/auth.py、backend/app/agents/learning/unified_teaching_agent.py、frontend/src/types/index.ts、frontend/src/services/api.ts、frontend/src/components/LearningPathPanel/LearningPathPanel.tsx、frontend/src/components/LearningPathPanel/styles.css、frontend/src/App.tsx。</w:t>
+      </w:r>
+    </w:p>
+    <w:p>
+      <w:pPr>
+        <w:pStyle w:val="BodyText"/>
+      </w:pPr>
+      <w:r>
+        <w:t xml:space="preserve">5 修改记录</w:t>
+      </w:r>
+    </w:p>
+    <w:p>
+      <w:pPr>
+        <w:pStyle w:val="BodyText"/>
+      </w:pPr>
+      <w:r>
+        <w:rPr>
+          <w:b/>
+        </w:rPr>
+        <w:t xml:space="preserve">5.1 2026-05-27 修复：教学会话初始化竞态条件（Bug修复）</w:t>
+      </w:r>
+    </w:p>
+    <w:p>
+      <w:pPr>
+        <w:pStyle w:val="BodyText"/>
+      </w:pPr>
+      <w:r>
+        <w:rPr>
+          <w:b/>
+        </w:rPr>
+        <w:t xml:space="preserve">问题描述：</w:t>
+      </w:r>
+    </w:p>
+    <w:p>
+      <w:pPr>
+        <w:pStyle w:val="BodyText"/>
+      </w:pPr>
+      <w:r>
+        <w:t xml:space="preserve">React</w:t>
+      </w:r>
+      <w:r>
+        <w:t xml:space="preserve"> </w:t>
+      </w:r>
+      <w:r>
+        <w:t xml:space="preserve">StrictMode开发环境下，ChatTeachingPanel组件中存在两个独立的useEffect（重置useEffect和初始化useEffect）都依赖[topicId,</w:t>
+      </w:r>
+      <w:r>
+        <w:t xml:space="preserve"> </w:t>
+      </w:r>
+      <w:r>
+        <w:t xml:space="preserve">initialComponentId]，导致StrictMode双重调用时产生竞态条件。具体表现为：</w:t>
+      </w:r>
+    </w:p>
+    <w:p>
+      <w:pPr>
+        <w:pStyle w:val="BodyText"/>
+      </w:pPr>
+      <w:r>
+        <w:t xml:space="preserve">1. 两个useEffect交叉执行，第一次初始化的API请求被abort</w:t>
+      </w:r>
+    </w:p>
+    <w:p>
+      <w:pPr>
+        <w:pStyle w:val="BodyText"/>
+      </w:pPr>
+      <w:r>
+        <w:t xml:space="preserve">2. 第二次初始化获取到空session，历史消息加载为0</w:t>
+      </w:r>
+    </w:p>
+    <w:p>
+      <w:pPr>
+        <w:pStyle w:val="BodyText"/>
+      </w:pPr>
+      <w:r>
+        <w:t xml:space="preserve">3. 最终页面始终显示</w:t>
+      </w:r>
+      <w:r>
+        <w:t xml:space="preserve">“</w:t>
+      </w:r>
+      <w:r>
+        <w:t xml:space="preserve">欢迎使用对话式学习</w:t>
+      </w:r>
+      <w:r>
+        <w:t xml:space="preserve">”</w:t>
+      </w:r>
+      <w:r>
+        <w:t xml:space="preserve">欢迎页，无法正确显示历史会话</w:t>
+      </w:r>
+    </w:p>
+    <w:p>
+      <w:pPr>
+        <w:pStyle w:val="BodyText"/>
+      </w:pPr>
+      <w:r>
+        <w:rPr>
+          <w:b/>
+        </w:rPr>
+        <w:t xml:space="preserve">修改文件：</w:t>
+      </w:r>
+    </w:p>
+    <w:p>
+      <w:pPr>
+        <w:pStyle w:val="BodyText"/>
+      </w:pPr>
+      <w:r>
+        <w:t xml:space="preserve">frontend/src/components/TeachingPanel/ChatTeachingPanel.tsx</w:t>
+      </w:r>
+    </w:p>
+    <w:p>
+      <w:pPr>
+        <w:pStyle w:val="BodyText"/>
+      </w:pPr>
+      <w:r>
+        <w:rPr>
+          <w:b/>
+        </w:rPr>
+        <w:t xml:space="preserve">修改内容：</w:t>
+      </w:r>
+    </w:p>
+    <w:p>
+      <w:pPr>
+        <w:pStyle w:val="BodyText"/>
+      </w:pPr>
+      <w:r>
+        <w:t xml:space="preserve">1. 将两个独立的useEffect（状态重置useEffect +</w:t>
+      </w:r>
+      <w:r>
+        <w:t xml:space="preserve"> </w:t>
+      </w:r>
+      <w:r>
+        <w:t xml:space="preserve">初始化执行useEffect）合并为一个useEffect，确保状态重置和初始化逻辑在同一useEffect中顺序执行，消除StrictMode下的竞态条件</w:t>
+      </w:r>
+    </w:p>
+    <w:p>
+      <w:pPr>
+        <w:pStyle w:val="BodyText"/>
+      </w:pPr>
+      <w:r>
+        <w:t xml:space="preserve">2. 恢复cleanup函数中的立即abort逻辑（不再需要延迟abort的临时方案）</w:t>
+      </w:r>
+    </w:p>
+    <w:p>
+      <w:pPr>
+        <w:pStyle w:val="BodyText"/>
+      </w:pPr>
+      <w:r>
+        <w:t xml:space="preserve">3. 简化初始化检查条件（去掉initStatus !==</w:t>
+      </w:r>
+      <w:r>
+        <w:t xml:space="preserve"> </w:t>
+      </w:r>
+      <w:r>
+        <w:t xml:space="preserve">’idle’的冗余检查，因为合并后initStatus一定是idle）</w:t>
+      </w:r>
+    </w:p>
+    <w:p>
+      <w:pPr>
+        <w:pStyle w:val="BodyText"/>
+      </w:pPr>
+      <w:r>
+        <w:rPr>
+          <w:b/>
+        </w:rPr>
+        <w:t xml:space="preserve">影响范围：</w:t>
+      </w:r>
+    </w:p>
+    <w:p>
+      <w:pPr>
+        <w:pStyle w:val="BodyText"/>
+      </w:pPr>
+      <w:r>
+        <w:t xml:space="preserve">仅影响ChatTeachingPanel组件的初始化流程</w:t>
+      </w:r>
+    </w:p>
+    <w:p>
+      <w:pPr>
+        <w:pStyle w:val="BodyText"/>
+      </w:pPr>
+      <w:r>
+        <w:t xml:space="preserve">不影响任何其他组件或后端逻辑</w:t>
+      </w:r>
+    </w:p>
+    <w:p>
+      <w:pPr>
+        <w:pStyle w:val="BodyText"/>
+      </w:pPr>
+      <w:r>
+        <w:t xml:space="preserve">不改变业务逻辑，仅修复React StrictMode下的竞态bug</w:t>
+      </w:r>
+    </w:p>
+    <w:p>
+      <w:pPr>
+        <w:pStyle w:val="BodyText"/>
+      </w:pPr>
+      <w:r>
+        <w:rPr>
+          <w:b/>
+        </w:rPr>
+        <w:t xml:space="preserve">附加操作：</w:t>
+      </w:r>
+    </w:p>
+    <w:p>
+      <w:pPr>
+        <w:pStyle w:val="BodyText"/>
+      </w:pPr>
+      <w:r>
+        <w:t xml:space="preserve">清理数据库中因StrictMode双重调用产生的重复active</w:t>
+      </w:r>
+      <w:r>
+        <w:t xml:space="preserve"> </w:t>
+      </w:r>
+      <w:r>
+        <w:t xml:space="preserve">session（每个user+topic只保留消息最多的那个）</w:t>
+      </w:r>
+    </w:p>
+    <w:p>
+      <w:pPr>
+        <w:pStyle w:val="BodyText"/>
+      </w:pPr>
+      <w:r>
+        <w:rPr>
+          <w:b/>
+        </w:rPr>
+        <w:t xml:space="preserve">5.2 2026-05-28 修复：全景页点击知识点后出现两个</w:t>
+      </w:r>
+      <w:r>
+        <w:rPr>
+          <w:b/>
+        </w:rPr>
+        <w:t xml:space="preserve">“</w:t>
+      </w:r>
+      <w:r>
+        <w:rPr>
+          <w:b/>
+        </w:rPr>
+        <w:t xml:space="preserve">请讲解</w:t>
+      </w:r>
+      <w:r>
+        <w:rPr>
+          <w:b/>
+        </w:rPr>
+        <w:t xml:space="preserve">”</w:t>
+      </w:r>
+      <w:r>
+        <w:rPr>
+          <w:b/>
+        </w:rPr>
+        <w:t xml:space="preserve">（V1.4</w:t>
+      </w:r>
+      <w:r>
+        <w:rPr>
+          <w:b/>
+        </w:rPr>
+        <w:t xml:space="preserve"> </w:t>
+      </w:r>
+      <w:r>
+        <w:rPr>
+          <w:b/>
+        </w:rPr>
+        <w:t xml:space="preserve">Bug修复）</w:t>
+      </w:r>
+    </w:p>
+    <w:p>
+      <w:pPr>
+        <w:pStyle w:val="BodyText"/>
+      </w:pPr>
+      <w:r>
+        <w:rPr>
+          <w:b/>
+        </w:rPr>
+        <w:t xml:space="preserve">问题描述：</w:t>
+      </w:r>
+    </w:p>
+    <w:p>
+      <w:pPr>
+        <w:pStyle w:val="BodyText"/>
+      </w:pPr>
+      <w:r>
+        <w:t xml:space="preserve">从全景知识页点击知识点跳转回学习页时，对话框中出现了两条</w:t>
+      </w:r>
+      <w:r>
+        <w:t xml:space="preserve">“</w:t>
+      </w:r>
+      <w:r>
+        <w:t xml:space="preserve">请讲解</w:t>
+      </w:r>
+      <w:r>
+        <w:t xml:space="preserve">”</w:t>
+      </w:r>
+      <w:r>
+        <w:t xml:space="preserve">消息，即</w:t>
+      </w:r>
+      <w:r>
+        <w:t xml:space="preserve"> </w:t>
+      </w:r>
+      <w:r>
+        <w:t xml:space="preserve">loadExplanation 被调用了两次。根因：ChatTeachingPanel 中存在两个独立的</w:t>
+      </w:r>
+      <w:r>
+        <w:t xml:space="preserve"> </w:t>
+      </w:r>
+      <w:r>
+        <w:t xml:space="preserve">loadExplanation 触发器——一个是初始化 useEffect 中的场景C处理逻辑（当</w:t>
+      </w:r>
+      <w:r>
+        <w:t xml:space="preserve"> </w:t>
+      </w:r>
+      <w:r>
+        <w:t xml:space="preserve">initialComponentId 有值时直接调用 loadExplanation），另一个是组件切换</w:t>
+      </w:r>
+      <w:r>
+        <w:t xml:space="preserve"> </w:t>
+      </w:r>
+      <w:r>
+        <w:t xml:space="preserve">useEffect（当 currentComponent.componentId 变化时调用</w:t>
+      </w:r>
+      <w:r>
+        <w:t xml:space="preserve"> </w:t>
+      </w:r>
+      <w:r>
+        <w:t xml:space="preserve">loadExplanation）。当从全景页跳转时，两者都会触发，导致重复调用。</w:t>
+      </w:r>
+    </w:p>
+    <w:p>
+      <w:pPr>
+        <w:pStyle w:val="BodyText"/>
+      </w:pPr>
+      <w:r>
+        <w:rPr>
+          <w:b/>
+        </w:rPr>
+        <w:t xml:space="preserve">修改文件：</w:t>
+      </w:r>
+    </w:p>
+    <w:p>
+      <w:pPr>
+        <w:pStyle w:val="BodyText"/>
+      </w:pPr>
+      <w:r>
+        <w:t xml:space="preserve">frontend/src/components/TeachingPanel/ChatTeachingPanel.tsx</w:t>
+      </w:r>
+    </w:p>
+    <w:p>
+      <w:pPr>
+        <w:pStyle w:val="BodyText"/>
+      </w:pPr>
+      <w:r>
+        <w:rPr>
+          <w:b/>
+        </w:rPr>
+        <w:t xml:space="preserve">修改内容：</w:t>
+      </w:r>
+    </w:p>
+    <w:p>
+      <w:pPr>
+        <w:pStyle w:val="BodyText"/>
+      </w:pPr>
+      <w:r>
+        <w:t xml:space="preserve">删除初始化 useEffect 中的场景C处理逻辑（if (initialComponentId &amp;&amp; …)</w:t>
+      </w:r>
+      <w:r>
+        <w:t xml:space="preserve"> </w:t>
+      </w:r>
+      <w:r>
+        <w:t xml:space="preserve">分支），该触发器为冗余代码。因为当从全景页点击知识点跳转时，App.tsx 的</w:t>
+      </w:r>
+      <w:r>
+        <w:t xml:space="preserve"> </w:t>
+      </w:r>
+      <w:r>
+        <w:t xml:space="preserve">useEffect 会将 currentComponentIndex 设为被点击组件索引，使</w:t>
+      </w:r>
+      <w:r>
+        <w:t xml:space="preserve"> </w:t>
+      </w:r>
+      <w:r>
+        <w:t xml:space="preserve">currentComponent 在渲染时就已指向目标组件。初始化完成后 sessionLoading</w:t>
+      </w:r>
+      <w:r>
+        <w:t xml:space="preserve"> </w:t>
+      </w:r>
+      <w:r>
+        <w:t xml:space="preserve">从 true 变为 false，组件切换 useEffect 检测到</w:t>
+      </w:r>
+      <w:r>
+        <w:t xml:space="preserve"> </w:t>
+      </w:r>
+      <w:r>
+        <w:t xml:space="preserve">currentComponent.componentId 变化，会自动调用</w:t>
+      </w:r>
+      <w:r>
+        <w:t xml:space="preserve"> </w:t>
+      </w:r>
+      <w:r>
+        <w:t xml:space="preserve">loadExplanation，无需场景C触发器。删除后，三个场景的职责更清晰：场景A（首页进入新主题）由初始化</w:t>
+      </w:r>
+      <w:r>
+        <w:t xml:space="preserve"> </w:t>
+      </w:r>
+      <w:r>
+        <w:t xml:space="preserve">useEffect 的 historyMessages.length === 0 &amp;&amp; !initialComponentId</w:t>
+      </w:r>
+      <w:r>
+        <w:t xml:space="preserve"> </w:t>
+      </w:r>
+      <w:r>
+        <w:t xml:space="preserve">条件处理；场景B（导航进入已有会话）由初始化 useEffect 的</w:t>
+      </w:r>
+      <w:r>
+        <w:t xml:space="preserve"> </w:t>
+      </w:r>
+      <w:r>
+        <w:t xml:space="preserve">historyMessages.length &gt; 0 &amp;&amp; !initialComponentId</w:t>
+      </w:r>
+      <w:r>
+        <w:t xml:space="preserve"> </w:t>
+      </w:r>
+      <w:r>
+        <w:t xml:space="preserve">条件处理；场景C（全景页点击知识点）由组件切换 useEffect 统一处理。</w:t>
+      </w:r>
+    </w:p>
+    <w:p>
+      <w:pPr>
+        <w:pStyle w:val="BodyText"/>
+      </w:pPr>
+      <w:r>
+        <w:rPr>
+          <w:b/>
+        </w:rPr>
+        <w:t xml:space="preserve">影响范围：</w:t>
+      </w:r>
+    </w:p>
+    <w:p>
+      <w:pPr>
+        <w:pStyle w:val="BodyText"/>
+      </w:pPr>
+      <w:r>
+        <w:t xml:space="preserve">仅影响 ChatTeachingPanel</w:t>
+      </w:r>
+      <w:r>
+        <w:t xml:space="preserve"> </w:t>
+      </w:r>
+      <w:r>
+        <w:t xml:space="preserve">组件的初始化逻辑。不影响任何其他组件或后端逻辑。不改变三个场景的业务行为，仅消除冗余代码。</w:t>
+      </w:r>
+    </w:p>
+    <w:p>
+      <w:pPr>
+        <w:pStyle w:val="BodyText"/>
+      </w:pPr>
+      <w:r>
+        <w:rPr>
+          <w:b/>
+        </w:rPr>
+        <w:t xml:space="preserve">5.3 2026-05-28 删除全景知识页</w:t>
+      </w:r>
+      <w:r>
+        <w:rPr>
+          <w:b/>
+        </w:rPr>
+        <w:t xml:space="preserve">“</w:t>
+      </w:r>
+      <w:r>
+        <w:rPr>
+          <w:b/>
+        </w:rPr>
+        <w:t xml:space="preserve">返回学习</w:t>
+      </w:r>
+      <w:r>
+        <w:rPr>
+          <w:b/>
+        </w:rPr>
+        <w:t xml:space="preserve">”</w:t>
+      </w:r>
+      <w:r>
+        <w:rPr>
+          <w:b/>
+        </w:rPr>
+        <w:t xml:space="preserve">按钮（V1.4 UI调整）</w:t>
+      </w:r>
+    </w:p>
+    <w:p>
+      <w:pPr>
+        <w:pStyle w:val="BodyText"/>
+      </w:pPr>
+      <w:r>
+        <w:rPr>
+          <w:b/>
+        </w:rPr>
+        <w:t xml:space="preserve">修改文件：</w:t>
+      </w:r>
+    </w:p>
+    <w:p>
+      <w:pPr>
+        <w:pStyle w:val="BodyText"/>
+      </w:pPr>
+      <w:r>
+        <w:t xml:space="preserve">frontend/src/components/PanoramaProgress/PanoramaProgress.tsx</w:t>
+      </w:r>
+    </w:p>
+    <w:p>
+      <w:pPr>
+        <w:pStyle w:val="BodyText"/>
+      </w:pPr>
+      <w:r>
+        <w:rPr>
+          <w:b/>
+        </w:rPr>
+        <w:t xml:space="preserve">修改内容：</w:t>
+      </w:r>
+    </w:p>
+    <w:p>
+      <w:pPr>
+        <w:pStyle w:val="BodyText"/>
+      </w:pPr>
+      <w:r>
+        <w:t xml:space="preserve">删除全景知识图谱页面顶部的</w:t>
+      </w:r>
+      <w:r>
+        <w:t xml:space="preserve">“</w:t>
+      </w:r>
+      <w:r>
+        <w:t xml:space="preserve">返回学习</w:t>
+      </w:r>
+      <w:r>
+        <w:t xml:space="preserve">”</w:t>
+      </w:r>
+      <w:r>
+        <w:t xml:space="preserve">按钮。该按钮在PanoramaProgress.tsx中出现两处（空状态和正常状态），均使用panorama-back-btn样式类和handleStartLearning回调函数。删除按钮及其对应的handleStartLearning回调函数定义。用户仍可通过顶部导航栏的</w:t>
+      </w:r>
+      <w:r>
+        <w:t xml:space="preserve">“</w:t>
+      </w:r>
+      <w:r>
+        <w:t xml:space="preserve">学习</w:t>
+      </w:r>
+      <w:r>
+        <w:t xml:space="preserve">”</w:t>
+      </w:r>
+      <w:r>
+        <w:t xml:space="preserve">链接返回学习页，功能不受影响。保留styles.css中的panorama-back-btn样式不删除，避免不必要的变更。</w:t>
+      </w:r>
+    </w:p>
+    <w:p>
+      <w:pPr>
+        <w:pStyle w:val="BodyText"/>
+      </w:pPr>
+      <w:r>
+        <w:rPr>
+          <w:b/>
+        </w:rPr>
+        <w:t xml:space="preserve">影响范围：</w:t>
+      </w:r>
+    </w:p>
+    <w:p>
+      <w:pPr>
+        <w:pStyle w:val="BodyText"/>
+      </w:pPr>
+      <w:r>
+        <w:t xml:space="preserve">仅影响PanoramaProgress组件的UI展示。不影响导航功能（顶部导航栏仍可返回学习页）。不影响任何其他组件或后端逻辑。</w:t>
+      </w:r>
+    </w:p>
+    <w:p>
+      <w:pPr>
+        <w:pStyle w:val="BodyText"/>
+      </w:pPr>
+      <w:r>
+        <w:rPr>
+          <w:b/>
+        </w:rPr>
+        <w:t xml:space="preserve">5.4 2026-05-28 修复：导航恢复会话时不自动触发知识点讲解（V1.4</w:t>
+      </w:r>
+      <w:r>
+        <w:rPr>
+          <w:b/>
+        </w:rPr>
+        <w:t xml:space="preserve"> </w:t>
+      </w:r>
+      <w:r>
+        <w:rPr>
+          <w:b/>
+        </w:rPr>
+        <w:t xml:space="preserve">Bug修复）</w:t>
+      </w:r>
+    </w:p>
+    <w:p>
+      <w:pPr>
+        <w:pStyle w:val="BodyText"/>
+      </w:pPr>
+      <w:r>
+        <w:rPr>
+          <w:b/>
+        </w:rPr>
+        <w:t xml:space="preserve">问题描述：</w:t>
+      </w:r>
+    </w:p>
+    <w:p>
+      <w:pPr>
+        <w:pStyle w:val="BodyText"/>
+      </w:pPr>
+      <w:r>
+        <w:t xml:space="preserve">从首页或全景知识页点击导航栏的</w:t>
+      </w:r>
+      <w:r>
+        <w:t xml:space="preserve">“</w:t>
+      </w:r>
+      <w:r>
+        <w:t xml:space="preserve">学习</w:t>
+      </w:r>
+      <w:r>
+        <w:t xml:space="preserve">”</w:t>
+      </w:r>
+      <w:r>
+        <w:t xml:space="preserve">进入学习页时，除了加载历史会话外，还会自动触发当前知识组件的讲解调用，在对话框中显示</w:t>
+      </w:r>
+      <w:r>
+        <w:t xml:space="preserve">“</w:t>
+      </w:r>
+      <w:r>
+        <w:t xml:space="preserve">请讲解…</w:t>
+      </w:r>
+      <w:r>
+        <w:t xml:space="preserve">”</w:t>
+      </w:r>
+      <w:r>
+        <w:t xml:space="preserve">用户消息和AI的讲解内容。期望行为是：只显示历史会话，不自动触发当前组件的讲解。</w:t>
+      </w:r>
+    </w:p>
+    <w:p>
+      <w:pPr>
+        <w:pStyle w:val="BodyText"/>
+      </w:pPr>
+      <w:r>
+        <w:rPr>
+          <w:b/>
+        </w:rPr>
+        <w:t xml:space="preserve">根因分析：</w:t>
+      </w:r>
+    </w:p>
+    <w:p>
+      <w:pPr>
+        <w:pStyle w:val="BodyText"/>
+      </w:pPr>
+      <w:r>
+        <w:t xml:space="preserve">ChatTeachingPanel 的组件切换 useEffect（监听</w:t>
+      </w:r>
+      <w:r>
+        <w:t xml:space="preserve"> </w:t>
+      </w:r>
+      <w:r>
+        <w:t xml:space="preserve">currentComponent?.componentId、session?.id、sessionLoading</w:t>
+      </w:r>
+      <w:r>
+        <w:t xml:space="preserve"> </w:t>
+      </w:r>
+      <w:r>
+        <w:t xml:space="preserve">变化）会在初始化时触发，因为从 localStorage 恢复 currentComponentIndex</w:t>
+      </w:r>
+      <w:r>
+        <w:t xml:space="preserve"> </w:t>
+      </w:r>
+      <w:r>
+        <w:t xml:space="preserve">时 currentComponent 已经有值，导致自动调用 loadExplanation。该 useEffect</w:t>
+      </w:r>
+      <w:r>
+        <w:t xml:space="preserve"> </w:t>
+      </w:r>
+      <w:r>
+        <w:t xml:space="preserve">无法区分</w:t>
+      </w:r>
+      <w:r>
+        <w:t xml:space="preserve">“</w:t>
+      </w:r>
+      <w:r>
+        <w:t xml:space="preserve">初始化恢复</w:t>
+      </w:r>
+      <w:r>
+        <w:t xml:space="preserve">”</w:t>
+      </w:r>
+      <w:r>
+        <w:t xml:space="preserve">和</w:t>
+      </w:r>
+      <w:r>
+        <w:t xml:space="preserve">“</w:t>
+      </w:r>
+      <w:r>
+        <w:t xml:space="preserve">用户主动点击下一个</w:t>
+      </w:r>
+      <w:r>
+        <w:t xml:space="preserve">”</w:t>
+      </w:r>
+      <w:r>
+        <w:t xml:space="preserve">两种情况。</w:t>
+      </w:r>
+    </w:p>
+    <w:p>
+      <w:pPr>
+        <w:pStyle w:val="BodyText"/>
+      </w:pPr>
+      <w:r>
+        <w:rPr>
+          <w:b/>
+        </w:rPr>
+        <w:t xml:space="preserve">修改文件：</w:t>
+      </w:r>
+    </w:p>
+    <w:p>
+      <w:pPr>
+        <w:pStyle w:val="BodyText"/>
+      </w:pPr>
+      <w:r>
+        <w:t xml:space="preserve">frontend/src/components/TeachingPanel/ChatTeachingPanel.tsx</w:t>
+      </w:r>
+    </w:p>
+    <w:p>
+      <w:pPr>
+        <w:pStyle w:val="BodyText"/>
+      </w:pPr>
+      <w:r>
+        <w:rPr>
+          <w:b/>
+        </w:rPr>
+        <w:t xml:space="preserve">修改内容：</w:t>
+      </w:r>
+    </w:p>
+    <w:p>
+      <w:pPr>
+        <w:pStyle w:val="BodyText"/>
+      </w:pPr>
+      <w:r>
+        <w:t xml:space="preserve">新增 shouldAutoLoadRef</w:t>
+      </w:r>
+      <w:r>
+        <w:t xml:space="preserve"> </w:t>
+      </w:r>
+      <w:r>
+        <w:t xml:space="preserve">ref（useRef）标记是否应该自动加载讲解。在场景B（historyMessages.length</w:t>
+      </w:r>
+      <w:r>
+        <w:t xml:space="preserve"> </w:t>
+      </w:r>
+      <w:r>
+        <w:t xml:space="preserve">&gt; 0 &amp;&amp; !initialComponentId）中设置为 false，在 handleNext 中设置为</w:t>
+      </w:r>
+      <w:r>
+        <w:t xml:space="preserve"> </w:t>
+      </w:r>
+      <w:r>
+        <w:t xml:space="preserve">true，在组件切换 useEffect 中增加 shouldAutoLoadRef.current 检查，只有为</w:t>
+      </w:r>
+      <w:r>
+        <w:t xml:space="preserve"> </w:t>
+      </w:r>
+      <w:r>
+        <w:t xml:space="preserve">true 时才调用 loadExplanation。</w:t>
+      </w:r>
+    </w:p>
+    <w:p>
+      <w:pPr>
+        <w:pStyle w:val="BodyText"/>
+      </w:pPr>
+      <w:r>
+        <w:rPr>
+          <w:b/>
+        </w:rPr>
+        <w:t xml:space="preserve">影响范围：</w:t>
+      </w:r>
+    </w:p>
+    <w:p>
+      <w:pPr>
+        <w:pStyle w:val="BodyText"/>
+      </w:pPr>
+      <w:r>
+        <w:t xml:space="preserve">仅影响 ChatTeachingPanel</w:t>
+      </w:r>
+      <w:r>
+        <w:t xml:space="preserve"> </w:t>
+      </w:r>
+      <w:r>
+        <w:t xml:space="preserve">组件的初始化和切换逻辑。三个场景的行为调整为：场景A（首页新主题）自动加载全景介绍不变；场景B（导航恢复）只显示历史会话，不再自动加载当前组件讲解；场景C（全景跳转）自动加载指定组件讲解不变；点击</w:t>
+      </w:r>
+    </w:p>
+    <w:p>
+      <w:pPr>
+        <w:pStyle w:val="BodyText"/>
+      </w:pPr>
+      <w:r>
+        <w:rPr>
+          <w:b/>
+        </w:rPr>
+        <w:t xml:space="preserve">5.4 2026-05-28 修复：导航恢复会话时不自动触发知识点讲解（V1.4</w:t>
+      </w:r>
+      <w:r>
+        <w:rPr>
+          <w:b/>
+        </w:rPr>
+        <w:t xml:space="preserve"> </w:t>
+      </w:r>
+      <w:r>
+        <w:rPr>
+          <w:b/>
+        </w:rPr>
+        <w:t xml:space="preserve">Bug修复）</w:t>
+      </w:r>
+    </w:p>
+    <w:p>
+      <w:pPr>
+        <w:pStyle w:val="BodyText"/>
+      </w:pPr>
+      <w:r>
+        <w:rPr>
+          <w:b/>
+        </w:rPr>
+        <w:t xml:space="preserve">问题描述：</w:t>
+      </w:r>
+    </w:p>
+    <w:p>
+      <w:pPr>
+        <w:pStyle w:val="BodyText"/>
+      </w:pPr>
+      <w:r>
+        <w:t xml:space="preserve">从首页或全景知识页点击导航栏的</w:t>
+      </w:r>
+      <w:r>
+        <w:t xml:space="preserve">“</w:t>
+      </w:r>
+      <w:r>
+        <w:t xml:space="preserve">学习</w:t>
+      </w:r>
+      <w:r>
+        <w:t xml:space="preserve">”</w:t>
+      </w:r>
+      <w:r>
+        <w:t xml:space="preserve">进入学习页时，除了加载历史会话外，还会自动触发当前知识组件的讲解调用。期望行为是：只显示历史会话，不自动触发当前组件的讲解。</w:t>
+      </w:r>
+    </w:p>
+    <w:p>
+      <w:pPr>
+        <w:pStyle w:val="BodyText"/>
+      </w:pPr>
+      <w:r>
+        <w:rPr>
+          <w:b/>
+        </w:rPr>
+        <w:t xml:space="preserve">根因分析：</w:t>
+      </w:r>
+    </w:p>
+    <w:p>
+      <w:pPr>
+        <w:pStyle w:val="BodyText"/>
+      </w:pPr>
+      <w:r>
+        <w:t xml:space="preserve">ChatTeachingPanel 的组件切换 useEffect 在初始化时触发，因为从</w:t>
+      </w:r>
+      <w:r>
+        <w:t xml:space="preserve"> </w:t>
+      </w:r>
+      <w:r>
+        <w:t xml:space="preserve">localStorage 恢复 currentComponentIndex 时 currentComponent</w:t>
+      </w:r>
+      <w:r>
+        <w:t xml:space="preserve"> </w:t>
+      </w:r>
+      <w:r>
+        <w:t xml:space="preserve">已经有值，导致自动调用 loadExplanation。该 useEffect</w:t>
+      </w:r>
+      <w:r>
+        <w:t xml:space="preserve"> </w:t>
+      </w:r>
+      <w:r>
+        <w:t xml:space="preserve">无法区分</w:t>
+      </w:r>
+      <w:r>
+        <w:t xml:space="preserve">“</w:t>
+      </w:r>
+      <w:r>
+        <w:t xml:space="preserve">初始化恢复</w:t>
+      </w:r>
+      <w:r>
+        <w:t xml:space="preserve">”</w:t>
+      </w:r>
+      <w:r>
+        <w:t xml:space="preserve">和</w:t>
+      </w:r>
+      <w:r>
+        <w:t xml:space="preserve">“</w:t>
+      </w:r>
+      <w:r>
+        <w:t xml:space="preserve">用户主动点击下一个</w:t>
+      </w:r>
+      <w:r>
+        <w:t xml:space="preserve">”</w:t>
+      </w:r>
+      <w:r>
+        <w:t xml:space="preserve">两种情况。</w:t>
+      </w:r>
+    </w:p>
+    <w:p>
+      <w:pPr>
+        <w:pStyle w:val="BodyText"/>
+      </w:pPr>
+      <w:r>
+        <w:rPr>
+          <w:b/>
+        </w:rPr>
+        <w:t xml:space="preserve">修改文件：</w:t>
+      </w:r>
+    </w:p>
+    <w:p>
+      <w:pPr>
+        <w:pStyle w:val="BodyText"/>
+      </w:pPr>
+      <w:r>
+        <w:t xml:space="preserve">frontend/src/components/TeachingPanel/ChatTeachingPanel.tsx</w:t>
+      </w:r>
+    </w:p>
+    <w:p>
+      <w:pPr>
+        <w:pStyle w:val="BodyText"/>
+      </w:pPr>
+      <w:r>
+        <w:rPr>
+          <w:b/>
+        </w:rPr>
+        <w:t xml:space="preserve">修改内容：</w:t>
+      </w:r>
+    </w:p>
+    <w:p>
+      <w:pPr>
+        <w:pStyle w:val="BodyText"/>
+      </w:pPr>
+      <w:r>
+        <w:t xml:space="preserve">新增 shouldAutoLoadRef ref 标记是否应该自动加载讲解。在场景B中设置为</w:t>
+      </w:r>
+      <w:r>
+        <w:t xml:space="preserve"> </w:t>
+      </w:r>
+      <w:r>
+        <w:t xml:space="preserve">false，在 handleNext 中设置为 true，在组件切换 useEffect</w:t>
+      </w:r>
+      <w:r>
+        <w:t xml:space="preserve"> </w:t>
+      </w:r>
+      <w:r>
+        <w:t xml:space="preserve">中增加检查，只有为 true 时才调用 loadExplanation。</w:t>
+      </w:r>
+    </w:p>
+    <w:p>
+      <w:pPr>
+        <w:pStyle w:val="BodyText"/>
+      </w:pPr>
+      <w:r>
+        <w:rPr>
+          <w:b/>
+        </w:rPr>
+        <w:t xml:space="preserve">影响范围：</w:t>
+      </w:r>
+    </w:p>
+    <w:p>
+      <w:pPr>
+        <w:pStyle w:val="BodyText"/>
+      </w:pPr>
+      <w:r>
+        <w:t xml:space="preserve">仅影响 ChatTeachingPanel</w:t>
+      </w:r>
+      <w:r>
+        <w:t xml:space="preserve"> </w:t>
+      </w:r>
+      <w:r>
+        <w:t xml:space="preserve">组件的初始化和切换逻辑。场景B只显示历史会话，不再自动加载当前组件讲解；点击</w:t>
+      </w:r>
+      <w:r>
+        <w:t xml:space="preserve">“</w:t>
+      </w:r>
+      <w:r>
+        <w:t xml:space="preserve">下一个</w:t>
+      </w:r>
+      <w:r>
+        <w:t xml:space="preserve">”</w:t>
+      </w:r>
+      <w:r>
+        <w:t xml:space="preserve">按钮时正常触发讲解。</w:t>
+      </w:r>
+    </w:p>
+    <w:p>
+      <w:pPr>
+        <w:pStyle w:val="BodyText"/>
+      </w:pPr>
+      <w:r>
+        <w:rPr>
+          <w:b/>
+        </w:rPr>
+        <w:t xml:space="preserve">5.5 2026-05-28 修复：场景C自动加载指定知识组件讲解（V1.4 Bug修复）</w:t>
+      </w:r>
+    </w:p>
+    <w:p>
+      <w:pPr>
+        <w:pStyle w:val="BodyText"/>
+      </w:pPr>
+      <w:r>
+        <w:rPr>
+          <w:b/>
+        </w:rPr>
+        <w:t xml:space="preserve">问题描述：</w:t>
+      </w:r>
+    </w:p>
+    <w:p>
+      <w:pPr>
+        <w:pStyle w:val="BodyText"/>
+      </w:pPr>
+      <w:r>
+        <w:t xml:space="preserve">场景C（从全景页点击知识点跳转）应该自动加载指定知识组件的讲解，但实际不会触发。原因是 shouldAutoLoadRef 初始化为 false，场景C的 else 分支没有设置该值，导致组件切换 useEffect 中检查不通过，loadExplanation 未被调用。</w:t>
+      </w:r>
+    </w:p>
+    <w:p>
+      <w:pPr>
+        <w:pStyle w:val="BodyText"/>
+      </w:pPr>
+      <w:r>
+        <w:rPr>
+          <w:b/>
+        </w:rPr>
+        <w:t xml:space="preserve">修改文件：</w:t>
+      </w:r>
+    </w:p>
+    <w:p>
+      <w:pPr>
+        <w:pStyle w:val="BodyText"/>
+      </w:pPr>
+      <w:r>
+        <w:t xml:space="preserve">frontend/src/components/TeachingPanel/ChatTeachingPanel.tsx</w:t>
+      </w:r>
+    </w:p>
+    <w:p>
+      <w:pPr>
+        <w:pStyle w:val="BodyText"/>
+      </w:pPr>
+      <w:r>
+        <w:rPr>
+          <w:b/>
+        </w:rPr>
+        <w:t xml:space="preserve">修改内容：</w:t>
+      </w:r>
+    </w:p>
+    <w:p>
+      <w:pPr>
+        <w:pStyle w:val="BodyText"/>
+      </w:pPr>
+      <w:r>
+        <w:t xml:space="preserve">在初始化 useEffect 的 else 分支（场景C）中，添加 shouldAutoLoadRef.current = true，允许自动加载指定组件讲解。</w:t>
+      </w:r>
+    </w:p>
+    <w:p>
+      <w:pPr>
+        <w:pStyle w:val="BodyText"/>
+      </w:pPr>
+      <w:r>
+        <w:rPr>
+          <w:b/>
+        </w:rPr>
+        <w:t xml:space="preserve">影响范围：</w:t>
+      </w:r>
+    </w:p>
+    <w:p>
+      <w:pPr>
+        <w:pStyle w:val="BodyText"/>
+      </w:pPr>
+      <w:r>
+        <w:t xml:space="preserve">仅影响场景C的自动加载行为。场景A、场景B、点击</w:t>
+      </w:r>
+      <w:r>
+        <w:t xml:space="preserve">“</w:t>
+      </w:r>
+      <w:r>
+        <w:t xml:space="preserve">下一个</w:t>
+      </w:r>
+      <w:r>
+        <w:t xml:space="preserve">”</w:t>
+      </w:r>
+      <w:r>
+        <w:t xml:space="preserve">按钮的行为均不受影响。</w:t>
       </w:r>
     </w:p>
     <w:sectPr/>
